--- a/Extensions/нп_КонтрольПроведенияПоДО/docs/Методика_испытаний.docx
+++ b/Extensions/нп_КонтрольПроведенияПоДО/docs/Методика_испытаний.docx
@@ -565,7 +565,7 @@
                 <w:color w:val="000000"/>
                 <w:sz w:val="22"/>
               </w:rPr>
-              <w:t>Статус на форме</w:t>
+              <w:t>Существенные изменения</w:t>
             </w:r>
           </w:p>
         </w:tc>
@@ -592,7 +592,7 @@
                 <w:color w:val="000000"/>
                 <w:sz w:val="22"/>
               </w:rPr>
-              <w:t>Отображается состояние согласования ДО</w:t>
+              <w:t>Сообщение; прерывание и новый запуск обработки ДО</w:t>
             </w:r>
           </w:p>
         </w:tc>
@@ -622,89 +622,6 @@
                 <w:sz w:val="22"/>
               </w:rPr>
               <w:t>6</w:t>
-            </w:r>
-          </w:p>
-        </w:tc>
-        <w:tc>
-          <w:tcPr>
-            <w:tcW w:type="dxa" w:w="3230"/>
-            <w:tcBorders>
-              <w:top w:val="single" w:sz="8" w:color="000000"/>
-              <w:left w:val="single" w:sz="8" w:color="000000"/>
-              <w:bottom w:val="single" w:sz="8" w:color="000000"/>
-              <w:right w:val="single" w:sz="8" w:color="000000"/>
-            </w:tcBorders>
-          </w:tcPr>
-          <w:p>
-            <w:pPr>
-              <w:jc w:val="left"/>
-            </w:pPr>
-            <w:r/>
-            <w:r>
-              <w:rPr>
-                <w:rFonts w:ascii="Times New Roman" w:hAnsi="Times New Roman" w:eastAsia="Times New Roman"/>
-                <w:b w:val="0"/>
-                <w:i w:val="0"/>
-                <w:color w:val="000000"/>
-                <w:sz w:val="22"/>
-              </w:rPr>
-              <w:t>Существенные изменения</w:t>
-            </w:r>
-          </w:p>
-        </w:tc>
-        <w:tc>
-          <w:tcPr>
-            <w:tcW w:type="dxa" w:w="3230"/>
-            <w:tcBorders>
-              <w:top w:val="single" w:sz="8" w:color="000000"/>
-              <w:left w:val="single" w:sz="8" w:color="000000"/>
-              <w:bottom w:val="single" w:sz="8" w:color="000000"/>
-              <w:right w:val="single" w:sz="8" w:color="000000"/>
-            </w:tcBorders>
-          </w:tcPr>
-          <w:p>
-            <w:pPr>
-              <w:jc w:val="left"/>
-            </w:pPr>
-            <w:r/>
-            <w:r>
-              <w:rPr>
-                <w:rFonts w:ascii="Times New Roman" w:hAnsi="Times New Roman" w:eastAsia="Times New Roman"/>
-                <w:b w:val="0"/>
-                <w:i w:val="0"/>
-                <w:color w:val="000000"/>
-                <w:sz w:val="22"/>
-              </w:rPr>
-              <w:t>Вопрос; при согласии — прерывание и новый запуск обработки ДО</w:t>
-            </w:r>
-          </w:p>
-        </w:tc>
-      </w:tr>
-      <w:tr>
-        <w:tc>
-          <w:tcPr>
-            <w:tcW w:type="dxa" w:w="3230"/>
-            <w:tcBorders>
-              <w:top w:val="single" w:sz="8" w:color="000000"/>
-              <w:left w:val="single" w:sz="8" w:color="000000"/>
-              <w:bottom w:val="single" w:sz="8" w:color="000000"/>
-              <w:right w:val="single" w:sz="8" w:color="000000"/>
-            </w:tcBorders>
-          </w:tcPr>
-          <w:p>
-            <w:pPr>
-              <w:jc w:val="left"/>
-            </w:pPr>
-            <w:r/>
-            <w:r>
-              <w:rPr>
-                <w:rFonts w:ascii="Times New Roman" w:hAnsi="Times New Roman" w:eastAsia="Times New Roman"/>
-                <w:b w:val="0"/>
-                <w:i w:val="0"/>
-                <w:color w:val="000000"/>
-                <w:sz w:val="22"/>
-              </w:rPr>
-              <w:t>7</w:t>
             </w:r>
           </w:p>
         </w:tc>
@@ -787,7 +704,7 @@
                 <w:color w:val="000000"/>
                 <w:sz w:val="22"/>
               </w:rPr>
-              <w:t>8</w:t>
+              <w:t>7</w:t>
             </w:r>
           </w:p>
         </w:tc>
@@ -2157,7 +2074,7 @@
           <w:color w:val="000000"/>
           <w:sz w:val="28"/>
         </w:rPr>
-        <w:t>Вопрос подтверждения; при «Да» — прерывание и новый запуск ДО; провести можно только после нового «Согласован»; при «Нет» — запись отменена.</w:t>
+        <w:t>Сообщение о перезапуске согласования; обработка в ДО прервана и запущена заново; провести можно только после нового «Согласован».</w:t>
       </w:r>
     </w:p>
     <w:p>
@@ -2228,7 +2145,7 @@
           <w:color w:val="000000"/>
           <w:sz w:val="28"/>
         </w:rPr>
-        <w:t>Вопроса о пересогласовании нет; обработка ДО не перезапускается; проведение при «Согласован» допускается.</w:t>
+        <w:t>Сообщения о пересогласовании нет; обработка ДО не перезапускается; проведение при «Согласован» допускается.</w:t>
       </w:r>
     </w:p>
     <w:p>
@@ -2272,7 +2189,7 @@
           <w:color w:val="000000"/>
           <w:sz w:val="28"/>
         </w:rPr>
-        <w:t>Согласованный проведённый документ; существенное изменение; подтвердить запись.</w:t>
+        <w:t>Согласованный проведённый документ; существенное изменение; записать.</w:t>
       </w:r>
     </w:p>
     <w:p>
@@ -2299,7 +2216,7 @@
           <w:color w:val="000000"/>
           <w:sz w:val="28"/>
         </w:rPr>
-        <w:t>Документ распроведён; ДО перезапущен; проведение снова только после нового согласования.</w:t>
+        <w:t>Сообщение о распроведении и перезапуске ДО; документ распроведён; проведение снова только после нового согласования.</w:t>
       </w:r>
     </w:p>
     <w:p>
@@ -2316,78 +2233,7 @@
           <w:color w:val="000000"/>
           <w:sz w:val="28"/>
         </w:rPr>
-        <w:t>4.8. Статус на форме</w:t>
-      </w:r>
-    </w:p>
-    <w:p>
-      <w:pPr>
-        <w:spacing w:line="360" w:lineRule="auto" w:after="120" w:before="0"/>
-        <w:ind w:firstLine="709"/>
-        <w:jc w:val="both"/>
-      </w:pPr>
-      <w:r>
-        <w:rPr>
-          <w:rFonts w:ascii="Times New Roman" w:hAnsi="Times New Roman" w:eastAsia="Times New Roman"/>
-          <w:b/>
-          <w:i w:val="0"/>
-          <w:color w:val="000000"/>
-          <w:sz w:val="28"/>
-        </w:rPr>
-        <w:t xml:space="preserve">Шаги: </w:t>
-      </w:r>
-      <w:r>
-        <w:rPr>
-          <w:rFonts w:ascii="Times New Roman" w:hAnsi="Times New Roman" w:eastAsia="Times New Roman"/>
-          <w:b w:val="0"/>
-          <w:i w:val="0"/>
-          <w:color w:val="000000"/>
-          <w:sz w:val="28"/>
-        </w:rPr>
-        <w:t>Открыть форму контролируемого документа со связью с ДО.</w:t>
-      </w:r>
-    </w:p>
-    <w:p>
-      <w:pPr>
-        <w:spacing w:line="360" w:lineRule="auto" w:after="120" w:before="0"/>
-        <w:ind w:firstLine="709"/>
-        <w:jc w:val="both"/>
-      </w:pPr>
-      <w:r>
-        <w:rPr>
-          <w:rFonts w:ascii="Times New Roman" w:hAnsi="Times New Roman" w:eastAsia="Times New Roman"/>
-          <w:b/>
-          <w:i w:val="0"/>
-          <w:color w:val="000000"/>
-          <w:sz w:val="28"/>
-        </w:rPr>
-        <w:t xml:space="preserve">Ожидание: </w:t>
-      </w:r>
-      <w:r>
-        <w:rPr>
-          <w:rFonts w:ascii="Times New Roman" w:hAnsi="Times New Roman" w:eastAsia="Times New Roman"/>
-          <w:b w:val="0"/>
-          <w:i w:val="0"/>
-          <w:color w:val="000000"/>
-          <w:sz w:val="28"/>
-        </w:rPr>
-        <w:t>Отображается представление состояния согласования.</w:t>
-      </w:r>
-    </w:p>
-    <w:p>
-      <w:pPr>
-        <w:spacing w:line="360" w:lineRule="auto" w:after="160" w:before="240"/>
-        <w:ind w:firstLine="0"/>
-        <w:jc w:val="left"/>
-      </w:pPr>
-      <w:r>
-        <w:rPr>
-          <w:rFonts w:ascii="Times New Roman" w:hAnsi="Times New Roman" w:eastAsia="Times New Roman"/>
-          <w:b/>
-          <w:i w:val="0"/>
-          <w:color w:val="000000"/>
-          <w:sz w:val="28"/>
-        </w:rPr>
-        <w:t>4.9. Отчёт (при наличии)</w:t>
+        <w:t>4.8. Отчёт (при наличии)</w:t>
       </w:r>
     </w:p>
     <w:p>
@@ -2526,7 +2372,7 @@
           <w:color w:val="000000"/>
           <w:sz w:val="28"/>
         </w:rPr>
-        <w:t>3. существенные изменения вызывают подтверждение и перезапуск ДО;</w:t>
+        <w:t>3. существенные изменения вызывают сообщение и перезапуск ДО;</w:t>
       </w:r>
     </w:p>
     <w:p>
@@ -3559,113 +3405,6 @@
           </w:p>
         </w:tc>
       </w:tr>
-      <w:tr>
-        <w:tc>
-          <w:tcPr>
-            <w:tcW w:type="dxa" w:w="2422"/>
-            <w:tcBorders>
-              <w:top w:val="single" w:sz="8" w:color="000000"/>
-              <w:left w:val="single" w:sz="8" w:color="000000"/>
-              <w:bottom w:val="single" w:sz="8" w:color="000000"/>
-              <w:right w:val="single" w:sz="8" w:color="000000"/>
-            </w:tcBorders>
-          </w:tcPr>
-          <w:p>
-            <w:pPr>
-              <w:jc w:val="left"/>
-            </w:pPr>
-            <w:r/>
-            <w:r>
-              <w:rPr>
-                <w:rFonts w:ascii="Times New Roman" w:hAnsi="Times New Roman" w:eastAsia="Times New Roman"/>
-                <w:b w:val="0"/>
-                <w:i w:val="0"/>
-                <w:color w:val="000000"/>
-                <w:sz w:val="22"/>
-              </w:rPr>
-              <w:t>4.9</w:t>
-            </w:r>
-          </w:p>
-        </w:tc>
-        <w:tc>
-          <w:tcPr>
-            <w:tcW w:type="dxa" w:w="2422"/>
-            <w:tcBorders>
-              <w:top w:val="single" w:sz="8" w:color="000000"/>
-              <w:left w:val="single" w:sz="8" w:color="000000"/>
-              <w:bottom w:val="single" w:sz="8" w:color="000000"/>
-              <w:right w:val="single" w:sz="8" w:color="000000"/>
-            </w:tcBorders>
-          </w:tcPr>
-          <w:p>
-            <w:pPr>
-              <w:jc w:val="left"/>
-            </w:pPr>
-            <w:r/>
-            <w:r>
-              <w:rPr>
-                <w:rFonts w:ascii="Times New Roman" w:hAnsi="Times New Roman" w:eastAsia="Times New Roman"/>
-                <w:b w:val="0"/>
-                <w:i w:val="0"/>
-                <w:color w:val="000000"/>
-                <w:sz w:val="22"/>
-              </w:rPr>
-            </w:r>
-          </w:p>
-        </w:tc>
-        <w:tc>
-          <w:tcPr>
-            <w:tcW w:type="dxa" w:w="2422"/>
-            <w:tcBorders>
-              <w:top w:val="single" w:sz="8" w:color="000000"/>
-              <w:left w:val="single" w:sz="8" w:color="000000"/>
-              <w:bottom w:val="single" w:sz="8" w:color="000000"/>
-              <w:right w:val="single" w:sz="8" w:color="000000"/>
-            </w:tcBorders>
-          </w:tcPr>
-          <w:p>
-            <w:pPr>
-              <w:jc w:val="left"/>
-            </w:pPr>
-            <w:r/>
-            <w:r>
-              <w:rPr>
-                <w:rFonts w:ascii="Times New Roman" w:hAnsi="Times New Roman" w:eastAsia="Times New Roman"/>
-                <w:b w:val="0"/>
-                <w:i w:val="0"/>
-                <w:color w:val="000000"/>
-                <w:sz w:val="22"/>
-              </w:rPr>
-            </w:r>
-          </w:p>
-        </w:tc>
-        <w:tc>
-          <w:tcPr>
-            <w:tcW w:type="dxa" w:w="2422"/>
-            <w:tcBorders>
-              <w:top w:val="single" w:sz="8" w:color="000000"/>
-              <w:left w:val="single" w:sz="8" w:color="000000"/>
-              <w:bottom w:val="single" w:sz="8" w:color="000000"/>
-              <w:right w:val="single" w:sz="8" w:color="000000"/>
-            </w:tcBorders>
-          </w:tcPr>
-          <w:p>
-            <w:pPr>
-              <w:jc w:val="left"/>
-            </w:pPr>
-            <w:r/>
-            <w:r>
-              <w:rPr>
-                <w:rFonts w:ascii="Times New Roman" w:hAnsi="Times New Roman" w:eastAsia="Times New Roman"/>
-                <w:b w:val="0"/>
-                <w:i w:val="0"/>
-                <w:color w:val="000000"/>
-                <w:sz w:val="22"/>
-              </w:rPr>
-            </w:r>
-          </w:p>
-        </w:tc>
-      </w:tr>
     </w:tbl>
     <w:p/>
     <w:p>

--- a/Extensions/нп_КонтрольПроведенияПоДО/docs/Методика_испытаний.docx
+++ b/Extensions/нп_КонтрольПроведенияПоДО/docs/Методика_испытаний.docx
@@ -648,7 +648,7 @@
                 <w:color w:val="000000"/>
                 <w:sz w:val="22"/>
               </w:rPr>
-              <w:t>Белый список реквизитов</w:t>
+              <w:t>Список проверяемых реквизитов</w:t>
             </w:r>
           </w:p>
         </w:tc>
@@ -675,7 +675,7 @@
                 <w:color w:val="000000"/>
                 <w:sz w:val="22"/>
               </w:rPr>
-              <w:t>Только разрешённые реквизиты — без пересогласования</w:t>
+              <w:t>Изменение реквизитов вне списка — без пересогласования</w:t>
             </w:r>
           </w:p>
         </w:tc>
@@ -1388,7 +1388,7 @@
           <w:color w:val="000000"/>
           <w:sz w:val="28"/>
         </w:rPr>
-        <w:t>3.2. Белый список (для сценариев 4.5–4.6)</w:t>
+        <w:t>3.2. Проверяемые реквизиты (для сценариев 4.5–4.6)</w:t>
       </w:r>
     </w:p>
     <w:p>
@@ -1405,7 +1405,7 @@
           <w:color w:val="000000"/>
           <w:sz w:val="28"/>
         </w:rPr>
-        <w:t>Регистр сведений «Разрешённые реквизиты при согласовании ДО»: для того же типа и организации добавить, например, Комментарий; остальные реквизиты / колонки ТЧ остаются существенными.</w:t>
+        <w:t>Регистр сведений «Проверяемые реквизиты при согласовании ДО»: для того же типа и организации добавить существенные поля (например, склады, Товары.Количество); реквизиты вне списка не вызывают пересогласование.</w:t>
       </w:r>
     </w:p>
     <w:p>
@@ -2047,7 +2047,7 @@
           <w:color w:val="000000"/>
           <w:sz w:val="28"/>
         </w:rPr>
-        <w:t>Документ в состоянии «Согласован» (или «На согласовании»); изменить реквизит не из белого списка; записать.</w:t>
+        <w:t>Документ в состоянии «Согласован» (или «На согласовании»); изменить реквизит из списка проверяемых; записать.</w:t>
       </w:r>
     </w:p>
     <w:p>
@@ -2091,7 +2091,7 @@
           <w:color w:val="000000"/>
           <w:sz w:val="28"/>
         </w:rPr>
-        <w:t>4.6. Только разрешённые реквизиты</w:t>
+        <w:t>4.6. Реквизиты вне списка проверяемых</w:t>
       </w:r>
     </w:p>
     <w:p>
@@ -2118,7 +2118,7 @@
           <w:color w:val="000000"/>
           <w:sz w:val="28"/>
         </w:rPr>
-        <w:t>Изменить только реквизит из белого списка; записать / провести.</w:t>
+        <w:t>Изменить только реквизит, которого нет в списке проверяемых; записать / провести.</w:t>
       </w:r>
     </w:p>
     <w:p>
@@ -2389,7 +2389,7 @@
           <w:color w:val="000000"/>
           <w:sz w:val="28"/>
         </w:rPr>
-        <w:t>4. белый список и отборы (реквизиты / участники / дата) работают согласно настройке;</w:t>
+        <w:t>4. список проверяемых реквизитов и отборы (реквизиты / участники / дата) работают согласно настройке;</w:t>
       </w:r>
     </w:p>
     <w:p>
